--- a/reports/第五部分_实验总结.docx
+++ b/reports/第五部分_实验总结.docx
@@ -703,7 +703,7 @@
                 <w:b w:val="0"/>
                 <w:sz w:val="21"/>
               </w:rPr>
-              <w:t xml:space="preserve">79 个自动化用例覆盖，含并发场景</w:t>
+              <w:t>90 个自动化用例覆盖，含并发场景</w:t>
             </w:r>
           </w:p>
         </w:tc>
@@ -958,7 +958,7 @@
                 <w:b w:val="0"/>
                 <w:sz w:val="21"/>
               </w:rPr>
-              <w:t xml:space="preserve">前四部分成稿，第五部分初稿</w:t>
+              <w:t>五部分成稿（个人总结待成员本人改写）</w:t>
             </w:r>
           </w:p>
         </w:tc>
@@ -978,7 +978,7 @@
                 <w:b w:val="0"/>
                 <w:sz w:val="21"/>
               </w:rPr>
-              <w:t xml:space="preserve">进行中</w:t>
+              <w:t>达成</w:t>
             </w:r>
           </w:p>
         </w:tc>
@@ -1192,7 +1192,7 @@
           <w:rFonts w:ascii="Times New Roman" w:hAnsi="Times New Roman" w:eastAsia="宋体"/>
           <w:sz w:val="24"/>
         </w:rPr>
-        <w:t xml:space="preserve">五个服务并行开发，接口契约先定稿（迭代到 v1.6），每个人按契约写自己的部分。联调时大部分接口直接能用，返工主要集中在契约本身没写清的地方。</w:t>
+        <w:t>五个服务并行开发，接口契约先定稿（迭代到 v1.7），每个人按契约写自己的部分。联调时大部分接口直接能用，返工主要集中在契约本身没写清的地方。</w:t>
       </w:r>
     </w:p>
     <w:p>
@@ -1223,6 +1223,66 @@
           <w:sz w:val="24"/>
         </w:rPr>
         <w:t xml:space="preserve">没有引入 Seata，也没有用分布式锁。库存扣减用一条带条件的 UPDATE，幂等靠数据库唯一键，状态流转用带原状态的 CAS，失败补偿用任务表加定时任务。这套方案在课程规模下足够，而且每个机制都能讲清原理。</w:t>
+      </w:r>
+    </w:p>
+    <w:p>
+      <w:pPr>
+        <w:spacing w:line="360" w:lineRule="auto"/>
+        <w:ind w:firstLine="480"/>
+        <w:jc w:val="both"/>
+      </w:pPr>
+      <w:r>
+        <w:rPr>
+          <w:rFonts w:ascii="Times New Roman" w:hAnsi="Times New Roman" w:eastAsia="宋体"/>
+          <w:b/>
+          <w:bCs/>
+          <w:sz w:val="24"/>
+        </w:rPr>
+        <w:t>（4）跨服务状态只留一个真相</w:t>
+      </w:r>
+    </w:p>
+    <w:p>
+      <w:pPr>
+        <w:spacing w:line="360" w:lineRule="auto"/>
+        <w:ind w:firstLine="480"/>
+        <w:jc w:val="both"/>
+      </w:pPr>
+      <w:r>
+        <w:rPr>
+          <w:rFonts w:ascii="Times New Roman" w:hAnsi="Times New Roman" w:eastAsia="宋体"/>
+          <w:sz w:val="24"/>
+        </w:rPr>
+        <w:t>第二轮做店铺停用时，最省事的做法是在商品表上加一个「店铺是否营业」字段，每次查商品时连表判断。我们没那么做，而是只让 shop.status 一处存营业状态，商品侧靠同步改状态、下单侧靠 shopActive 兜底。代价是同步失败要回滚店铺状态，好处是不会出现「店铺已停用但商品还在卖」这种两处状态打架的情况。</w:t>
+      </w:r>
+    </w:p>
+    <w:p>
+      <w:pPr>
+        <w:spacing w:line="360" w:lineRule="auto"/>
+        <w:ind w:firstLine="480"/>
+        <w:jc w:val="both"/>
+      </w:pPr>
+      <w:r>
+        <w:rPr>
+          <w:rFonts w:ascii="Times New Roman" w:hAnsi="Times New Roman" w:eastAsia="宋体"/>
+          <w:b/>
+          <w:bCs/>
+          <w:sz w:val="24"/>
+        </w:rPr>
+        <w:t>（5）如实标注没做到的部分</w:t>
+      </w:r>
+    </w:p>
+    <w:p>
+      <w:pPr>
+        <w:spacing w:line="360" w:lineRule="auto"/>
+        <w:ind w:firstLine="480"/>
+        <w:jc w:val="both"/>
+      </w:pPr>
+      <w:r>
+        <w:rPr>
+          <w:rFonts w:ascii="Times New Roman" w:hAnsi="Times New Roman" w:eastAsia="宋体"/>
+          <w:sz w:val="24"/>
+        </w:rPr>
+        <w:t>容器化部署、真实压测、故障注入三项都没完成，报告里逐条写进了遗留问题，没有用「已规划」「理论上支持」搪塞。这一点在答辩时反而站得住——能明确说出边界在哪，比含糊地说「都做了」更可信。</w:t>
       </w:r>
     </w:p>
     <w:p>
@@ -1360,7 +1420,7 @@
           <w:rFonts w:ascii="Times New Roman" w:hAnsi="Times New Roman" w:eastAsia="宋体"/>
           <w:sz w:val="24"/>
         </w:rPr>
-        <w:t xml:space="preserve">全项目 107 次提交，按服务划分负责人，每人只改自己负责的目录。跨目录改动先在 Issue 里说明，避免互相覆盖。</w:t>
+        <w:t>全项目 119 次提交，按服务划分负责人，每人只改自己负责的目录。跨目录改动先在 Issue 里说明，避免互相覆盖。</w:t>
       </w:r>
     </w:p>
     <w:p>

--- a/reports/第五部分_实验总结.docx
+++ b/reports/第五部分_实验总结.docx
@@ -703,7 +703,7 @@
                 <w:b w:val="0"/>
                 <w:sz w:val="21"/>
               </w:rPr>
-              <w:t>90 个自动化用例覆盖，含并发场景</w:t>
+              <w:t>100 个自动化用例覆盖，含并发场景</w:t>
             </w:r>
           </w:p>
         </w:tc>
@@ -1420,7 +1420,7 @@
           <w:rFonts w:ascii="Times New Roman" w:hAnsi="Times New Roman" w:eastAsia="宋体"/>
           <w:sz w:val="24"/>
         </w:rPr>
-        <w:t>全项目 119 次提交，按服务划分负责人，每人只改自己负责的目录。跨目录改动先在 Issue 里说明，避免互相覆盖。</w:t>
+        <w:t>全项目 130 次提交，按服务划分负责人，每人只改自己负责的目录。跨目录改动先在 Issue 里说明，避免互相覆盖。</w:t>
       </w:r>
     </w:p>
     <w:p>

--- a/reports/第五部分_实验总结.docx
+++ b/reports/第五部分_实验总结.docx
@@ -703,7 +703,7 @@
                 <w:b w:val="0"/>
                 <w:sz w:val="21"/>
               </w:rPr>
-              <w:t>100 个自动化用例覆盖，含并发场景</w:t>
+              <w:t>117 个自动化用例，其中 1 个并发用例暴露竞态缺陷（#74）</w:t>
             </w:r>
           </w:p>
         </w:tc>
@@ -723,7 +723,7 @@
                 <w:b w:val="0"/>
                 <w:sz w:val="21"/>
               </w:rPr>
-              <w:t xml:space="preserve">达成</w:t>
+              <w:t>基本达成</w:t>
             </w:r>
           </w:p>
         </w:tc>
@@ -1420,7 +1420,7 @@
           <w:rFonts w:ascii="Times New Roman" w:hAnsi="Times New Roman" w:eastAsia="宋体"/>
           <w:sz w:val="24"/>
         </w:rPr>
-        <w:t>全项目 130 次提交，按服务划分负责人，每人只改自己负责的目录。跨目录改动先在 Issue 里说明，避免互相覆盖。</w:t>
+        <w:t>全项目 140 次提交，按服务划分负责人，每人只改自己负责的目录。跨目录改动先在 Issue 里说明，避免互相覆盖。</w:t>
       </w:r>
     </w:p>
     <w:p>

--- a/reports/第五部分_实验总结.docx
+++ b/reports/第五部分_实验总结.docx
@@ -788,7 +788,7 @@
                 <w:b w:val="0"/>
                 <w:sz w:val="21"/>
               </w:rPr>
-              <w:t xml:space="preserve">编排文件已写，未验收</w:t>
+              <w:t>已验证：8 容器一键起全栈，服务全部注册 Nacos</w:t>
             </w:r>
           </w:p>
         </w:tc>
@@ -808,7 +808,7 @@
                 <w:b w:val="0"/>
                 <w:sz w:val="21"/>
               </w:rPr>
-              <w:t xml:space="preserve">未达成</w:t>
+              <w:t>达成</w:t>
             </w:r>
           </w:p>
         </w:tc>
@@ -995,7 +995,7 @@
           <w:rFonts w:ascii="Times New Roman" w:hAnsi="Times New Roman" w:eastAsia="宋体"/>
           <w:sz w:val="24"/>
         </w:rPr>
-        <w:t xml:space="preserve">两条明确没做到的：容器化部署验证和真实压力测试。这两项都写在实验四的遗留问题里，没有粉饰。</w:t>
+        <w:t>明确没做到的：真实压力测试与故障注入。容器化部署在后期限时内完成并实测通过（见实验四 5.2）。没做到的项目都写在实验四的遗留问题里，没有粉饰。</w:t>
       </w:r>
     </w:p>
     <w:p>
@@ -1282,7 +1282,7 @@
           <w:rFonts w:ascii="Times New Roman" w:hAnsi="Times New Roman" w:eastAsia="宋体"/>
           <w:sz w:val="24"/>
         </w:rPr>
-        <w:t>容器化部署、真实压测、故障注入三项都没完成，报告里逐条写进了遗留问题，没有用「已规划」「理论上支持」搪塞。这一点在答辩时反而站得住——能明确说出边界在哪，比含糊地说「都做了」更可信。</w:t>
+        <w:t>真实压测与故障注入两项没完成，可观测性也未接入，这些在报告里逐条写进了遗留问题，没有用「已规划」「理论上支持」搪塞。容器化部署起初也列在未完成里，后来真正跑通 docker compose up 才改成已验证——这个顺序说明我们没有把「写了配置文件」当成「部署成功」。能明确说出边界在哪，比含糊地说「都做了」更可信。</w:t>
       </w:r>
     </w:p>
     <w:p>

--- a/reports/第五部分_实验总结.docx
+++ b/reports/第五部分_实验总结.docx
@@ -1420,7 +1420,7 @@
           <w:rFonts w:ascii="Times New Roman" w:hAnsi="Times New Roman" w:eastAsia="宋体"/>
           <w:sz w:val="24"/>
         </w:rPr>
-        <w:t>全项目 140 次提交，按服务划分负责人，每人只改自己负责的目录。跨目录改动先在 Issue 里说明，避免互相覆盖。</w:t>
+        <w:t>全项目 143 次提交，按服务划分负责人，每人只改自己负责的目录。跨目录改动先在 Issue 里说明，避免互相覆盖。</w:t>
       </w:r>
     </w:p>
     <w:p>
